--- a/Report.docx
+++ b/Report.docx
@@ -149,13 +149,8 @@
       <w:r>
         <w:t xml:space="preserve"> their name, address, phone, email, </w:t>
       </w:r>
-      <w:proofErr w:type="gramStart"/>
-      <w:r>
-        <w:t>and also</w:t>
-      </w:r>
-      <w:proofErr w:type="gramEnd"/>
-      <w:r>
-        <w:t xml:space="preserve"> their </w:t>
+      <w:r>
+        <w:t xml:space="preserve">and also their </w:t>
       </w:r>
       <w:r>
         <w:t xml:space="preserve">employee </w:t>
@@ -259,15 +254,7 @@
         <w:t xml:space="preserve">associate’s id, </w:t>
       </w:r>
       <w:r>
-        <w:t xml:space="preserve">the asking rent, the management fee, and </w:t>
-      </w:r>
-      <w:proofErr w:type="gramStart"/>
-      <w:r>
-        <w:t>whether or not</w:t>
-      </w:r>
-      <w:proofErr w:type="gramEnd"/>
-      <w:r>
-        <w:t xml:space="preserve"> it’s currently being advertised.</w:t>
+        <w:t>the asking rent, the management fee, and whether or not it’s currently being advertised.</w:t>
       </w:r>
       <w:r>
         <w:t xml:space="preserve"> The id number will be the primary key and the owner attribute variable will be a foreign key to the owner table.</w:t>
@@ -339,7 +326,25 @@
         <w:t xml:space="preserve">start and end dates that the lease will be active. We can also </w:t>
       </w:r>
       <w:r>
-        <w:t>store the duration of the lease, and the monthly rent within the table. The ids for the client, property, partner, and owners will be foreign keys to the</w:t>
+        <w:t xml:space="preserve">store the duration of the lease, </w:t>
+      </w:r>
+      <w:r>
+        <w:t>but</w:t>
+      </w:r>
+      <w:r>
+        <w:t xml:space="preserve"> the monthly rent </w:t>
+      </w:r>
+      <w:r>
+        <w:t xml:space="preserve">can be calculated from referencing the relevant information in </w:t>
+      </w:r>
+      <w:r>
+        <w:t xml:space="preserve">the corresponding </w:t>
+      </w:r>
+      <w:r>
+        <w:t>property</w:t>
+      </w:r>
+      <w:r>
+        <w:t>. The ids for the client, property, partner, and owners will be foreign keys to the</w:t>
       </w:r>
       <w:r>
         <w:t>ir respective tables. The lease’s id will be the primary key to this table.</w:t>
@@ -387,11 +392,9 @@
       <w:r>
         <w:t xml:space="preserve">owner will be </w:t>
       </w:r>
-      <w:proofErr w:type="gramStart"/>
       <w:r>
         <w:t>partnered</w:t>
       </w:r>
-      <w:proofErr w:type="gramEnd"/>
       <w:r>
         <w:t xml:space="preserve"> exactly one </w:t>
       </w:r>
@@ -456,26 +459,10 @@
         <w:t xml:space="preserve">Hosts: </w:t>
       </w:r>
       <w:r>
-        <w:t xml:space="preserve">Viewings must be hosted by an </w:t>
-      </w:r>
-      <w:proofErr w:type="gramStart"/>
-      <w:r>
-        <w:t>employee,</w:t>
-      </w:r>
-      <w:proofErr w:type="gramEnd"/>
-      <w:r>
-        <w:t xml:space="preserve"> an employee may host </w:t>
-      </w:r>
-      <w:r>
-        <w:t xml:space="preserve">0 </w:t>
-      </w:r>
-      <w:proofErr w:type="gramStart"/>
-      <w:r>
-        <w:t>to</w:t>
-      </w:r>
-      <w:proofErr w:type="gramEnd"/>
-      <w:r>
-        <w:t xml:space="preserve"> many viewings.</w:t>
+        <w:t xml:space="preserve">Viewings must be hosted by an employee, an employee may host </w:t>
+      </w:r>
+      <w:r>
+        <w:t>0 to many viewings.</w:t>
       </w:r>
     </w:p>
     <w:p>
@@ -488,15 +475,7 @@
         <w:spacing w:line="360" w:lineRule="auto"/>
       </w:pPr>
       <w:r>
-        <w:t xml:space="preserve">Viewed: Properties may have 0 </w:t>
-      </w:r>
-      <w:proofErr w:type="gramStart"/>
-      <w:r>
-        <w:t>to</w:t>
-      </w:r>
-      <w:proofErr w:type="gramEnd"/>
-      <w:r>
-        <w:t xml:space="preserve"> many viewings</w:t>
+        <w:t>Viewed: Properties may have 0 to many viewings</w:t>
       </w:r>
       <w:r>
         <w:t xml:space="preserve">, however each </w:t>
@@ -521,23 +500,7 @@
         <w:t>Attends: Clients may attend viewings</w:t>
       </w:r>
       <w:r>
-        <w:t xml:space="preserve">. This is a many </w:t>
-      </w:r>
-      <w:proofErr w:type="gramStart"/>
-      <w:r>
-        <w:t>to</w:t>
-      </w:r>
-      <w:proofErr w:type="gramEnd"/>
-      <w:r>
-        <w:t xml:space="preserve"> many </w:t>
-      </w:r>
-      <w:proofErr w:type="gramStart"/>
-      <w:r>
-        <w:t>relationship</w:t>
-      </w:r>
-      <w:proofErr w:type="gramEnd"/>
-      <w:r>
-        <w:t>.</w:t>
+        <w:t>. This is a many to many relationship.</w:t>
       </w:r>
     </w:p>
     <w:p>
@@ -553,23 +516,7 @@
         <w:t>Signs</w:t>
       </w:r>
       <w:r>
-        <w:t xml:space="preserve">: Each lease is </w:t>
-      </w:r>
-      <w:proofErr w:type="gramStart"/>
-      <w:r>
-        <w:t>singed</w:t>
-      </w:r>
-      <w:proofErr w:type="gramEnd"/>
-      <w:r>
-        <w:t xml:space="preserve"> by exactly one client, and a client may sign 0 or 1 </w:t>
-      </w:r>
-      <w:proofErr w:type="gramStart"/>
-      <w:r>
-        <w:t>leases</w:t>
-      </w:r>
-      <w:proofErr w:type="gramEnd"/>
-      <w:r>
-        <w:t>.</w:t>
+        <w:t>: Each lease is singed by exactly one client, and a client may sign 0 or 1 leases.</w:t>
       </w:r>
     </w:p>
     <w:p>
@@ -591,15 +538,7 @@
         <w:t xml:space="preserve">A property may </w:t>
       </w:r>
       <w:r>
-        <w:t xml:space="preserve">have 0 </w:t>
-      </w:r>
-      <w:proofErr w:type="gramStart"/>
-      <w:r>
-        <w:t>to</w:t>
-      </w:r>
-      <w:proofErr w:type="gramEnd"/>
-      <w:r>
-        <w:t xml:space="preserve"> many leases tied to it, however each lease only corresponds to exactly one property.</w:t>
+        <w:t>have 0 to many leases tied to it, however each lease only corresponds to exactly one property.</w:t>
       </w:r>
     </w:p>
     <w:p>
@@ -611,14 +550,9 @@
         </w:numPr>
         <w:spacing w:line="360" w:lineRule="auto"/>
       </w:pPr>
-      <w:proofErr w:type="spellStart"/>
       <w:r>
         <w:lastRenderedPageBreak/>
-        <w:t>Eemail</w:t>
-      </w:r>
-      <w:proofErr w:type="spellEnd"/>
-      <w:r>
-        <w:t>: Email owned by an employee. Many emails can be owned by a single employee, but all emails are only owned by one employee.</w:t>
+        <w:t>Eemail: Email owned by an employee. Many emails can be owned by a single employee, but all emails are only owned by one employee.</w:t>
       </w:r>
     </w:p>
     <w:p>
@@ -630,13 +564,8 @@
         </w:numPr>
         <w:spacing w:line="360" w:lineRule="auto"/>
       </w:pPr>
-      <w:proofErr w:type="spellStart"/>
-      <w:r>
-        <w:t>Oemail</w:t>
-      </w:r>
-      <w:proofErr w:type="spellEnd"/>
-      <w:r>
-        <w:t>: Email owned by an owner. Many emails can be owned by a single owner, but all emails are only owned by one owner.</w:t>
+      <w:r>
+        <w:t>Oemail: Email owned by an owner. Many emails can be owned by a single owner, but all emails are only owned by one owner.</w:t>
       </w:r>
     </w:p>
     <w:p>
@@ -648,21 +577,8 @@
         </w:numPr>
         <w:spacing w:line="360" w:lineRule="auto"/>
       </w:pPr>
-      <w:proofErr w:type="spellStart"/>
-      <w:r>
-        <w:t>Cemail</w:t>
-      </w:r>
-      <w:proofErr w:type="spellEnd"/>
-      <w:r>
-        <w:t xml:space="preserve">: Email owned by </w:t>
-      </w:r>
-      <w:proofErr w:type="gramStart"/>
-      <w:r>
-        <w:t>an</w:t>
-      </w:r>
-      <w:proofErr w:type="gramEnd"/>
-      <w:r>
-        <w:t xml:space="preserve"> client. Many emails can be owned by a single client, but all emails are only owned by one client.</w:t>
+      <w:r>
+        <w:t>Cemail: Email owned by an client. Many emails can be owned by a single client, but all emails are only owned by one client.</w:t>
       </w:r>
     </w:p>
     <w:p>
@@ -782,80 +698,272 @@
         <w:t>employee</w:t>
       </w:r>
       <w:r>
-        <w:t xml:space="preserve">(**id**, first, last, street, city, state, zip, unit, </w:t>
-      </w:r>
-      <w:proofErr w:type="spellStart"/>
-      <w:r>
-        <w:t>pNumber</w:t>
-      </w:r>
-      <w:proofErr w:type="spellEnd"/>
+        <w:t xml:space="preserve">(**id**, first, last, street, city, state, zip, unit, pNumber, pType, </w:t>
+      </w:r>
+      <w:r>
+        <w:t>hired, role</w:t>
+      </w:r>
+      <w:r>
+        <w:t>)</w:t>
+      </w:r>
+    </w:p>
+    <w:p/>
+    <w:p>
+      <w:r>
+        <w:t>owner(</w:t>
+      </w:r>
+      <w:r>
+        <w:t>**id**, first, last, street, city, state, zip, unit, pNumber, pType,</w:t>
+      </w:r>
+      <w:r>
+        <w:t xml:space="preserve"> partner_id</w:t>
+      </w:r>
+      <w:r>
+        <w:t>)</w:t>
+      </w:r>
+    </w:p>
+    <w:p>
+      <w:r>
+        <w:lastRenderedPageBreak/>
+        <w:t>FK p</w:t>
+      </w:r>
+      <w:r>
+        <w:t>artner_id</w:t>
+      </w:r>
+      <w:r>
+        <w:t xml:space="preserve"> </w:t>
+      </w:r>
+      <w:r>
+        <w:t>→</w:t>
+      </w:r>
+      <w:r>
+        <w:t xml:space="preserve"> employee(id)</w:t>
+      </w:r>
+    </w:p>
+    <w:p>
+      <w:r>
+        <w:t>client(</w:t>
+      </w:r>
+      <w:r>
+        <w:t xml:space="preserve">**id**, first, last, street, city, state, zip, unit, pNumber, pType, </w:t>
+      </w:r>
+      <w:r>
+        <w:t>preference, rent)</w:t>
+      </w:r>
+    </w:p>
+    <w:p/>
+    <w:p>
+      <w:r>
+        <w:t>property(**id**, street, city, state, zip, unit</w:t>
+      </w:r>
+      <w:r>
+        <w:t>, bed, bath, type, footage, rent, fee, ADV</w:t>
+      </w:r>
       <w:r>
         <w:t xml:space="preserve">, </w:t>
       </w:r>
-      <w:proofErr w:type="spellStart"/>
-      <w:r>
-        <w:t>pType</w:t>
-      </w:r>
-      <w:proofErr w:type="spellEnd"/>
+      <w:r>
+        <w:t>owner_id, manager_id</w:t>
+      </w:r>
+      <w:r>
+        <w:t>)</w:t>
+      </w:r>
+    </w:p>
+    <w:p>
+      <w:r>
+        <w:t xml:space="preserve">FK </w:t>
+      </w:r>
+      <w:r>
+        <w:t>owner_id</w:t>
+      </w:r>
+      <w:r>
+        <w:t xml:space="preserve"> </w:t>
+      </w:r>
+      <w:r>
+        <w:t>→</w:t>
+      </w:r>
+      <w:r>
+        <w:t xml:space="preserve"> </w:t>
+      </w:r>
+      <w:r>
+        <w:t>owner</w:t>
+      </w:r>
+      <w:r>
+        <w:t>(id)</w:t>
+      </w:r>
+    </w:p>
+    <w:p>
+      <w:r>
+        <w:t xml:space="preserve">FK manager_id </w:t>
+      </w:r>
+      <w:r>
+        <w:t>→</w:t>
+      </w:r>
+      <w:r>
+        <w:t xml:space="preserve"> employee(id)</w:t>
+      </w:r>
+    </w:p>
+    <w:p/>
+    <w:p>
+      <w:r>
+        <w:t>lease(**id**</w:t>
+      </w:r>
+      <w:r>
+        <w:t xml:space="preserve">, date, </w:t>
+      </w:r>
+      <w:r>
+        <w:t xml:space="preserve">sign_date, </w:t>
+      </w:r>
+      <w:r>
+        <w:t>start</w:t>
+      </w:r>
+      <w:r>
+        <w:t>_date</w:t>
+      </w:r>
       <w:r>
         <w:t xml:space="preserve">, </w:t>
       </w:r>
       <w:r>
-        <w:t>hired, role</w:t>
+        <w:t xml:space="preserve">end_date, </w:t>
+      </w:r>
+      <w:r>
+        <w:t>client_id, owner_id, partner_id, property_id</w:t>
+      </w:r>
+      <w:r>
+        <w:t>, rent</w:t>
       </w:r>
       <w:r>
         <w:t>)</w:t>
       </w:r>
     </w:p>
+    <w:p>
+      <w:r>
+        <w:t xml:space="preserve">FK </w:t>
+      </w:r>
+      <w:r>
+        <w:t>client_id</w:t>
+      </w:r>
+      <w:r>
+        <w:t xml:space="preserve"> </w:t>
+      </w:r>
+      <w:r>
+        <w:t>→</w:t>
+      </w:r>
+      <w:r>
+        <w:t xml:space="preserve"> client</w:t>
+      </w:r>
+      <w:r>
+        <w:t>(id)</w:t>
+      </w:r>
+    </w:p>
+    <w:p>
+      <w:r>
+        <w:t>FK p</w:t>
+      </w:r>
+      <w:r>
+        <w:t>roperty_id</w:t>
+      </w:r>
+      <w:r>
+        <w:t xml:space="preserve"> </w:t>
+      </w:r>
+      <w:r>
+        <w:t>→</w:t>
+      </w:r>
+      <w:r>
+        <w:t xml:space="preserve"> </w:t>
+      </w:r>
+      <w:r>
+        <w:t>property(</w:t>
+      </w:r>
+      <w:r>
+        <w:t>id)</w:t>
+      </w:r>
+    </w:p>
+    <w:p>
+      <w:r>
+        <w:t>FK p</w:t>
+      </w:r>
+      <w:r>
+        <w:t>artner</w:t>
+      </w:r>
+      <w:r>
+        <w:t xml:space="preserve"> </w:t>
+      </w:r>
+      <w:r>
+        <w:t>→</w:t>
+      </w:r>
+      <w:r>
+        <w:t xml:space="preserve"> employee(id)</w:t>
+      </w:r>
+    </w:p>
+    <w:p>
+      <w:r>
+        <w:t xml:space="preserve">FK </w:t>
+      </w:r>
+      <w:r>
+        <w:t>owner_id</w:t>
+      </w:r>
+      <w:r>
+        <w:t xml:space="preserve"> </w:t>
+      </w:r>
+      <w:r>
+        <w:t>→</w:t>
+      </w:r>
+      <w:r>
+        <w:t xml:space="preserve"> </w:t>
+      </w:r>
+      <w:r>
+        <w:t>owner</w:t>
+      </w:r>
+      <w:r>
+        <w:t>(id)</w:t>
+      </w:r>
+    </w:p>
     <w:p/>
     <w:p>
       <w:r>
-        <w:t>owner(</w:t>
-      </w:r>
-      <w:r>
-        <w:t xml:space="preserve">**id**, first, last, street, city, state, zip, unit, </w:t>
-      </w:r>
-      <w:proofErr w:type="spellStart"/>
-      <w:r>
-        <w:t>pNumber</w:t>
-      </w:r>
-      <w:proofErr w:type="spellEnd"/>
-      <w:r>
-        <w:t xml:space="preserve">, </w:t>
-      </w:r>
-      <w:proofErr w:type="spellStart"/>
-      <w:r>
-        <w:t>pType</w:t>
-      </w:r>
-      <w:proofErr w:type="spellEnd"/>
-      <w:r>
-        <w:t>,</w:t>
+        <w:t>viewing(**id**, date</w:t>
+      </w:r>
+      <w:r>
+        <w:t>, property_id,</w:t>
+      </w:r>
+      <w:r>
+        <w:t xml:space="preserve"> client_id, employee_id</w:t>
+      </w:r>
+      <w:r>
+        <w:t>)</w:t>
+      </w:r>
+    </w:p>
+    <w:p>
+      <w:r>
+        <w:t>FK p</w:t>
+      </w:r>
+      <w:r>
+        <w:t>roperty_id</w:t>
       </w:r>
       <w:r>
         <w:t xml:space="preserve"> </w:t>
       </w:r>
-      <w:proofErr w:type="spellStart"/>
-      <w:r>
-        <w:t>partner_id</w:t>
-      </w:r>
-      <w:proofErr w:type="spellEnd"/>
-      <w:r>
-        <w:t>)</w:t>
-      </w:r>
-    </w:p>
-    <w:p>
-      <w:r>
-        <w:lastRenderedPageBreak/>
+      <w:r>
+        <w:t>→</w:t>
+      </w:r>
+      <w:r>
+        <w:t xml:space="preserve"> </w:t>
+      </w:r>
+      <w:r>
+        <w:t>property</w:t>
+      </w:r>
+      <w:r>
+        <w:t>(id)</w:t>
+      </w:r>
+    </w:p>
+    <w:p>
+      <w:r>
         <w:t xml:space="preserve">FK </w:t>
       </w:r>
-      <w:proofErr w:type="spellStart"/>
-      <w:r>
-        <w:t>p</w:t>
-      </w:r>
-      <w:r>
-        <w:t>artner_id</w:t>
-      </w:r>
-      <w:proofErr w:type="spellEnd"/>
+      <w:r>
+        <w:t>client_id</w:t>
+      </w:r>
       <w:r>
         <w:t xml:space="preserve"> </w:t>
       </w:r>
@@ -863,449 +971,79 @@
         <w:t>→</w:t>
       </w:r>
       <w:r>
+        <w:t xml:space="preserve"> client</w:t>
+      </w:r>
+      <w:r>
+        <w:t>(id)</w:t>
+      </w:r>
+    </w:p>
+    <w:p>
+      <w:r>
+        <w:t xml:space="preserve">FK </w:t>
+      </w:r>
+      <w:r>
+        <w:t>employee_id</w:t>
+      </w:r>
+      <w:r>
+        <w:t xml:space="preserve"> </w:t>
+      </w:r>
+      <w:r>
+        <w:t>→</w:t>
+      </w:r>
+      <w:r>
         <w:t xml:space="preserve"> employee(id)</w:t>
       </w:r>
     </w:p>
-    <w:p>
-      <w:r>
-        <w:t>client(</w:t>
-      </w:r>
-      <w:r>
-        <w:t xml:space="preserve">**id**, first, last, street, city, state, zip, unit, </w:t>
-      </w:r>
-      <w:proofErr w:type="spellStart"/>
-      <w:r>
-        <w:t>pNumber</w:t>
-      </w:r>
-      <w:proofErr w:type="spellEnd"/>
-      <w:r>
-        <w:t xml:space="preserve">, </w:t>
-      </w:r>
-      <w:proofErr w:type="spellStart"/>
-      <w:r>
-        <w:t>pType</w:t>
-      </w:r>
-      <w:proofErr w:type="spellEnd"/>
-      <w:r>
-        <w:t xml:space="preserve">, </w:t>
-      </w:r>
-      <w:r>
-        <w:t>preference, rent)</w:t>
-      </w:r>
-    </w:p>
     <w:p/>
     <w:p>
       <w:r>
-        <w:t>property(**id**, street, city, state, zip, unit</w:t>
-      </w:r>
-      <w:r>
-        <w:t xml:space="preserve">, bed, bath, type, </w:t>
-      </w:r>
-      <w:proofErr w:type="gramStart"/>
-      <w:r>
-        <w:t>footage, rent</w:t>
-      </w:r>
-      <w:proofErr w:type="gramEnd"/>
-      <w:r>
-        <w:t>, fee, ADV</w:t>
-      </w:r>
-      <w:r>
-        <w:t xml:space="preserve">, </w:t>
-      </w:r>
-      <w:proofErr w:type="spellStart"/>
-      <w:r>
-        <w:t>owner_id</w:t>
-      </w:r>
-      <w:proofErr w:type="spellEnd"/>
-      <w:r>
-        <w:t xml:space="preserve">, </w:t>
-      </w:r>
-      <w:proofErr w:type="spellStart"/>
-      <w:r>
-        <w:t>manager_id</w:t>
-      </w:r>
-      <w:proofErr w:type="spellEnd"/>
-      <w:r>
-        <w:t>)</w:t>
-      </w:r>
-    </w:p>
-    <w:p>
-      <w:r>
-        <w:t xml:space="preserve">FK </w:t>
-      </w:r>
-      <w:proofErr w:type="spellStart"/>
-      <w:r>
-        <w:t>owner_id</w:t>
-      </w:r>
-      <w:proofErr w:type="spellEnd"/>
+        <w:t>emp_</w:t>
+      </w:r>
+      <w:r>
+        <w:t xml:space="preserve">emails(**email**, </w:t>
+      </w:r>
+      <w:r>
+        <w:t>person)</w:t>
+      </w:r>
+    </w:p>
+    <w:p>
+      <w:r>
+        <w:t xml:space="preserve">FK person </w:t>
+      </w:r>
+      <w:r>
+        <w:t>→</w:t>
+      </w:r>
       <w:r>
         <w:t xml:space="preserve"> </w:t>
       </w:r>
       <w:r>
+        <w:t>employee</w:t>
+      </w:r>
+      <w:r>
+        <w:t>(id)</w:t>
+      </w:r>
+    </w:p>
+    <w:p/>
+    <w:p>
+      <w:r>
+        <w:t>own_emails(**email**, person)</w:t>
+      </w:r>
+    </w:p>
+    <w:p>
+      <w:r>
+        <w:t xml:space="preserve">FK person </w:t>
+      </w:r>
+      <w:r>
         <w:t>→</w:t>
       </w:r>
       <w:r>
-        <w:t xml:space="preserve"> </w:t>
-      </w:r>
-      <w:r>
-        <w:t>owner</w:t>
-      </w:r>
-      <w:r>
-        <w:t>(id)</w:t>
-      </w:r>
-    </w:p>
-    <w:p>
-      <w:r>
-        <w:t xml:space="preserve">FK </w:t>
-      </w:r>
-      <w:proofErr w:type="spellStart"/>
-      <w:r>
-        <w:t>manager_id</w:t>
-      </w:r>
-      <w:proofErr w:type="spellEnd"/>
-      <w:r>
-        <w:t xml:space="preserve"> </w:t>
-      </w:r>
-      <w:r>
-        <w:t>→</w:t>
-      </w:r>
-      <w:r>
-        <w:t xml:space="preserve"> employee(id)</w:t>
+        <w:t xml:space="preserve"> owner(id)</w:t>
       </w:r>
     </w:p>
     <w:p/>
     <w:p>
       <w:r>
-        <w:t>lease(**id**</w:t>
-      </w:r>
-      <w:r>
-        <w:t xml:space="preserve">, date, </w:t>
-      </w:r>
-      <w:proofErr w:type="spellStart"/>
-      <w:r>
-        <w:t>sign_date</w:t>
-      </w:r>
-      <w:proofErr w:type="spellEnd"/>
-      <w:r>
-        <w:t xml:space="preserve">, </w:t>
-      </w:r>
-      <w:proofErr w:type="spellStart"/>
-      <w:r>
-        <w:t>start</w:t>
-      </w:r>
-      <w:r>
-        <w:t>_date</w:t>
-      </w:r>
-      <w:proofErr w:type="spellEnd"/>
-      <w:r>
-        <w:t xml:space="preserve">, </w:t>
-      </w:r>
-      <w:proofErr w:type="spellStart"/>
-      <w:r>
-        <w:t>end_date</w:t>
-      </w:r>
-      <w:proofErr w:type="spellEnd"/>
-      <w:r>
-        <w:t xml:space="preserve">, </w:t>
-      </w:r>
-      <w:proofErr w:type="spellStart"/>
-      <w:r>
-        <w:t>client_id</w:t>
-      </w:r>
-      <w:proofErr w:type="spellEnd"/>
-      <w:r>
-        <w:t xml:space="preserve">, </w:t>
-      </w:r>
-      <w:proofErr w:type="spellStart"/>
-      <w:r>
-        <w:t>owner_id</w:t>
-      </w:r>
-      <w:proofErr w:type="spellEnd"/>
-      <w:r>
-        <w:t xml:space="preserve">, </w:t>
-      </w:r>
-      <w:proofErr w:type="spellStart"/>
-      <w:r>
-        <w:t>partner_id</w:t>
-      </w:r>
-      <w:proofErr w:type="spellEnd"/>
-      <w:r>
-        <w:t xml:space="preserve">, </w:t>
-      </w:r>
-      <w:proofErr w:type="spellStart"/>
-      <w:r>
-        <w:t>property_id</w:t>
-      </w:r>
-      <w:proofErr w:type="spellEnd"/>
-      <w:r>
-        <w:t>, rent</w:t>
-      </w:r>
-      <w:r>
-        <w:t>)</w:t>
-      </w:r>
-    </w:p>
-    <w:p>
-      <w:r>
-        <w:t xml:space="preserve">FK </w:t>
-      </w:r>
-      <w:proofErr w:type="spellStart"/>
-      <w:r>
-        <w:t>client_id</w:t>
-      </w:r>
-      <w:proofErr w:type="spellEnd"/>
-      <w:r>
-        <w:t xml:space="preserve"> </w:t>
-      </w:r>
-      <w:r>
-        <w:t>→</w:t>
-      </w:r>
-      <w:r>
-        <w:t xml:space="preserve"> client</w:t>
-      </w:r>
-      <w:r>
-        <w:t>(id)</w:t>
-      </w:r>
-    </w:p>
-    <w:p>
-      <w:r>
-        <w:t xml:space="preserve">FK </w:t>
-      </w:r>
-      <w:proofErr w:type="spellStart"/>
-      <w:r>
-        <w:t>p</w:t>
-      </w:r>
-      <w:r>
-        <w:t>roperty_id</w:t>
-      </w:r>
-      <w:proofErr w:type="spellEnd"/>
-      <w:r>
-        <w:t xml:space="preserve"> </w:t>
-      </w:r>
-      <w:r>
-        <w:t>→</w:t>
-      </w:r>
-      <w:r>
-        <w:t xml:space="preserve"> </w:t>
-      </w:r>
-      <w:r>
-        <w:t>property(</w:t>
-      </w:r>
-      <w:r>
-        <w:t>id)</w:t>
-      </w:r>
-    </w:p>
-    <w:p>
-      <w:r>
-        <w:t>FK p</w:t>
-      </w:r>
-      <w:r>
-        <w:t>artner</w:t>
-      </w:r>
-      <w:r>
-        <w:t xml:space="preserve"> </w:t>
-      </w:r>
-      <w:r>
-        <w:t>→</w:t>
-      </w:r>
-      <w:r>
-        <w:t xml:space="preserve"> employee(id)</w:t>
-      </w:r>
-    </w:p>
-    <w:p>
-      <w:r>
-        <w:t xml:space="preserve">FK </w:t>
-      </w:r>
-      <w:proofErr w:type="spellStart"/>
-      <w:r>
-        <w:t>owner_id</w:t>
-      </w:r>
-      <w:proofErr w:type="spellEnd"/>
-      <w:r>
-        <w:t xml:space="preserve"> </w:t>
-      </w:r>
-      <w:r>
-        <w:t>→</w:t>
-      </w:r>
-      <w:r>
-        <w:t xml:space="preserve"> </w:t>
-      </w:r>
-      <w:r>
-        <w:t>owner</w:t>
-      </w:r>
-      <w:r>
-        <w:t>(id)</w:t>
-      </w:r>
-    </w:p>
-    <w:p/>
-    <w:p>
-      <w:r>
-        <w:t>viewing(**id**, date</w:t>
-      </w:r>
-      <w:r>
-        <w:t xml:space="preserve">, </w:t>
-      </w:r>
-      <w:proofErr w:type="spellStart"/>
-      <w:r>
-        <w:t>property_id</w:t>
-      </w:r>
-      <w:proofErr w:type="spellEnd"/>
-      <w:r>
-        <w:t>,</w:t>
-      </w:r>
-      <w:r>
-        <w:t xml:space="preserve"> </w:t>
-      </w:r>
-      <w:proofErr w:type="spellStart"/>
-      <w:r>
-        <w:t>client_id</w:t>
-      </w:r>
-      <w:proofErr w:type="spellEnd"/>
-      <w:r>
-        <w:t xml:space="preserve">, </w:t>
-      </w:r>
-      <w:proofErr w:type="spellStart"/>
-      <w:r>
-        <w:t>employee_id</w:t>
-      </w:r>
-      <w:proofErr w:type="spellEnd"/>
-      <w:r>
-        <w:t>)</w:t>
-      </w:r>
-    </w:p>
-    <w:p>
-      <w:r>
-        <w:t xml:space="preserve">FK </w:t>
-      </w:r>
-      <w:proofErr w:type="spellStart"/>
-      <w:r>
-        <w:t>p</w:t>
-      </w:r>
-      <w:r>
-        <w:t>roperty_id</w:t>
-      </w:r>
-      <w:proofErr w:type="spellEnd"/>
-      <w:r>
-        <w:t xml:space="preserve"> </w:t>
-      </w:r>
-      <w:r>
-        <w:t>→</w:t>
-      </w:r>
-      <w:r>
-        <w:t xml:space="preserve"> </w:t>
-      </w:r>
-      <w:r>
-        <w:t>property</w:t>
-      </w:r>
-      <w:r>
-        <w:t>(id)</w:t>
-      </w:r>
-    </w:p>
-    <w:p>
-      <w:r>
-        <w:t xml:space="preserve">FK </w:t>
-      </w:r>
-      <w:proofErr w:type="spellStart"/>
-      <w:r>
-        <w:t>client_id</w:t>
-      </w:r>
-      <w:proofErr w:type="spellEnd"/>
-      <w:r>
-        <w:t xml:space="preserve"> </w:t>
-      </w:r>
-      <w:r>
-        <w:t>→</w:t>
-      </w:r>
-      <w:r>
-        <w:t xml:space="preserve"> client</w:t>
-      </w:r>
-      <w:r>
-        <w:t>(id)</w:t>
-      </w:r>
-    </w:p>
-    <w:p>
-      <w:r>
-        <w:t xml:space="preserve">FK </w:t>
-      </w:r>
-      <w:proofErr w:type="spellStart"/>
-      <w:r>
-        <w:t>employee_id</w:t>
-      </w:r>
-      <w:proofErr w:type="spellEnd"/>
-      <w:r>
-        <w:t xml:space="preserve"> </w:t>
-      </w:r>
-      <w:r>
-        <w:t>→</w:t>
-      </w:r>
-      <w:r>
-        <w:t xml:space="preserve"> employee(id)</w:t>
-      </w:r>
-    </w:p>
-    <w:p/>
-    <w:p>
-      <w:proofErr w:type="spellStart"/>
-      <w:r>
-        <w:t>emp_</w:t>
-      </w:r>
-      <w:r>
-        <w:t>emails</w:t>
-      </w:r>
-      <w:proofErr w:type="spellEnd"/>
-      <w:r>
-        <w:t xml:space="preserve">(**email**, </w:t>
-      </w:r>
-      <w:r>
-        <w:t>person)</w:t>
-      </w:r>
-    </w:p>
-    <w:p>
-      <w:r>
-        <w:t xml:space="preserve">FK person </w:t>
-      </w:r>
-      <w:r>
-        <w:t>→</w:t>
-      </w:r>
-      <w:r>
-        <w:t xml:space="preserve"> </w:t>
-      </w:r>
-      <w:r>
-        <w:t>employee</w:t>
-      </w:r>
-      <w:r>
-        <w:t>(id)</w:t>
-      </w:r>
-    </w:p>
-    <w:p/>
-    <w:p>
-      <w:proofErr w:type="spellStart"/>
-      <w:r>
-        <w:t>own_emails</w:t>
-      </w:r>
-      <w:proofErr w:type="spellEnd"/>
-      <w:r>
-        <w:t>(**email**, person)</w:t>
-      </w:r>
-    </w:p>
-    <w:p>
-      <w:r>
-        <w:t xml:space="preserve">FK person </w:t>
-      </w:r>
-      <w:r>
-        <w:t>→</w:t>
-      </w:r>
-      <w:r>
-        <w:t xml:space="preserve"> owner(id)</w:t>
-      </w:r>
-    </w:p>
-    <w:p/>
-    <w:p>
-      <w:proofErr w:type="spellStart"/>
-      <w:r>
-        <w:t>cli_emails</w:t>
-      </w:r>
-      <w:proofErr w:type="spellEnd"/>
-      <w:r>
-        <w:t>(**email**, person)</w:t>
+        <w:t>cli_emails(**email**, person)</w:t>
       </w:r>
     </w:p>
     <w:p>
@@ -1355,15 +1093,7 @@
         <w:t xml:space="preserve"> (employee, owner, and client)</w:t>
       </w:r>
       <w:r>
-        <w:t xml:space="preserve"> since the values for their </w:t>
-      </w:r>
-      <w:proofErr w:type="spellStart"/>
-      <w:r>
-        <w:t>ids</w:t>
-      </w:r>
-      <w:proofErr w:type="spellEnd"/>
-      <w:r>
-        <w:t xml:space="preserve"> are not unique across classes </w:t>
+        <w:t xml:space="preserve"> since the values for their ids are not unique across classes </w:t>
       </w:r>
       <w:r>
         <w:t>even though they’re unique within their classes.</w:t>
@@ -1405,11 +1135,9 @@
       <w:r>
         <w:t xml:space="preserve">The users of the app will be </w:t>
       </w:r>
-      <w:proofErr w:type="gramStart"/>
-      <w:r>
-        <w:t>the employees</w:t>
-      </w:r>
-      <w:proofErr w:type="gramEnd"/>
+      <w:r>
+        <w:t>employees</w:t>
+      </w:r>
       <w:r>
         <w:t xml:space="preserve"> of Pluto.</w:t>
       </w:r>
@@ -1502,16 +1230,11 @@
         <w:t xml:space="preserve">or </w:t>
       </w:r>
       <w:r>
-        <w:t xml:space="preserve">new </w:t>
-      </w:r>
-      <w:proofErr w:type="gramStart"/>
-      <w:r>
-        <w:t>viewing</w:t>
+        <w:t>new viewing</w:t>
       </w:r>
       <w:r>
         <w:t>s</w:t>
       </w:r>
-      <w:proofErr w:type="gramEnd"/>
       <w:r>
         <w:t>.</w:t>
       </w:r>
@@ -1596,67 +1319,43 @@
         </w:numPr>
       </w:pPr>
       <w:r>
-        <w:t xml:space="preserve">Find the properties shown by each associate </w:t>
-      </w:r>
-      <w:proofErr w:type="gramStart"/>
-      <w:r>
-        <w:t>in a given</w:t>
-      </w:r>
-      <w:proofErr w:type="gramEnd"/>
-      <w:r>
-        <w:t xml:space="preserve"> month.</w:t>
-      </w:r>
-    </w:p>
-    <w:p>
-      <w:pPr>
-        <w:pStyle w:val="ListParagraph"/>
-        <w:numPr>
-          <w:ilvl w:val="0"/>
-          <w:numId w:val="1"/>
-        </w:numPr>
-      </w:pPr>
-      <w:r>
-        <w:t xml:space="preserve">Find the most popular properties (in terms of number of viewings) </w:t>
-      </w:r>
-      <w:proofErr w:type="gramStart"/>
-      <w:r>
-        <w:t>in a given</w:t>
-      </w:r>
-      <w:proofErr w:type="gramEnd"/>
-      <w:r>
-        <w:t xml:space="preserve"> period (range of dates).</w:t>
-      </w:r>
-    </w:p>
-    <w:p>
-      <w:pPr>
-        <w:pStyle w:val="ListParagraph"/>
-        <w:numPr>
-          <w:ilvl w:val="0"/>
-          <w:numId w:val="1"/>
-        </w:numPr>
-      </w:pPr>
-      <w:r>
-        <w:t>Find the total rent due to each property owner in a given month year. 4/5 2/19/2026 UMBC CMSC 461 Spring 2026 Project</w:t>
-      </w:r>
-    </w:p>
-    <w:p>
-      <w:pPr>
-        <w:pStyle w:val="ListParagraph"/>
-        <w:numPr>
-          <w:ilvl w:val="0"/>
-          <w:numId w:val="1"/>
-        </w:numPr>
-      </w:pPr>
-      <w:r>
-        <w:t xml:space="preserve">Find the unique names of clients that </w:t>
-      </w:r>
-      <w:proofErr w:type="gramStart"/>
-      <w:r>
-        <w:t>were ever</w:t>
-      </w:r>
-      <w:proofErr w:type="gramEnd"/>
-      <w:r>
-        <w:t xml:space="preserve"> shown at least three or more unique residential properties owned by a given owner.</w:t>
+        <w:t>Find the properties shown by each associate in a given month.</w:t>
+      </w:r>
+    </w:p>
+    <w:p>
+      <w:pPr>
+        <w:pStyle w:val="ListParagraph"/>
+        <w:numPr>
+          <w:ilvl w:val="0"/>
+          <w:numId w:val="1"/>
+        </w:numPr>
+      </w:pPr>
+      <w:r>
+        <w:t>Find the most popular properties (in terms of number of viewings) in a given period (range of dates).</w:t>
+      </w:r>
+    </w:p>
+    <w:p>
+      <w:pPr>
+        <w:pStyle w:val="ListParagraph"/>
+        <w:numPr>
+          <w:ilvl w:val="0"/>
+          <w:numId w:val="1"/>
+        </w:numPr>
+      </w:pPr>
+      <w:r>
+        <w:t>Find the total rent due to each property owner in a given month year.</w:t>
+      </w:r>
+    </w:p>
+    <w:p>
+      <w:pPr>
+        <w:pStyle w:val="ListParagraph"/>
+        <w:numPr>
+          <w:ilvl w:val="0"/>
+          <w:numId w:val="1"/>
+        </w:numPr>
+      </w:pPr>
+      <w:r>
+        <w:t>Find the unique names of clients that were ever shown at least three or more unique residential properties owned by a given owner.</w:t>
       </w:r>
     </w:p>
     <w:p>
@@ -1680,15 +1379,7 @@
         </w:numPr>
       </w:pPr>
       <w:r>
-        <w:t xml:space="preserve">Find the </w:t>
-      </w:r>
-      <w:proofErr w:type="gramStart"/>
-      <w:r>
-        <w:t>top-3</w:t>
-      </w:r>
-      <w:proofErr w:type="gramEnd"/>
-      <w:r>
-        <w:t xml:space="preserve"> partners with respect to number of properties leased in the current year.</w:t>
+        <w:t>Find the top-3 partners with respect to number of properties leased in the current year.</w:t>
       </w:r>
     </w:p>
     <w:p>
@@ -1701,7 +1392,10 @@
       </w:pPr>
       <w:r>
         <w:lastRenderedPageBreak/>
-        <w:t>Write a SQL function to compute the total management fees due to Pluto in the last 3 months.</w:t>
+        <w:t>Run</w:t>
+      </w:r>
+      <w:r>
+        <w:t xml:space="preserve"> a SQL function to compute the total management fees due to Pluto in the last 3 months.</w:t>
       </w:r>
     </w:p>
     <w:p>
@@ -1714,6 +1408,840 @@
       </w:pPr>
       <w:r>
         <w:t>Create a SQL trigger to automatically set to FALSE the ADV flag of a property when it is leased.</w:t>
+      </w:r>
+    </w:p>
+    <w:p>
+      <w:pPr>
+        <w:pStyle w:val="ListParagraph"/>
+        <w:numPr>
+          <w:ilvl w:val="1"/>
+          <w:numId w:val="2"/>
+        </w:numPr>
+        <w:rPr>
+          <w:sz w:val="32"/>
+          <w:szCs w:val="32"/>
+        </w:rPr>
+      </w:pPr>
+      <w:r>
+        <w:rPr>
+          <w:sz w:val="32"/>
+          <w:szCs w:val="32"/>
+        </w:rPr>
+        <w:t>Limitations</w:t>
+      </w:r>
+    </w:p>
+    <w:p>
+      <w:pPr>
+        <w:pStyle w:val="ListParagraph"/>
+        <w:numPr>
+          <w:ilvl w:val="0"/>
+          <w:numId w:val="1"/>
+        </w:numPr>
+      </w:pPr>
+      <w:r>
+        <w:t xml:space="preserve">The </w:t>
+      </w:r>
+      <w:r>
+        <w:t>input for datetime data from the user is required to be in a very specific format as specified by the prompt</w:t>
+      </w:r>
+      <w:r>
+        <w:t xml:space="preserve">, </w:t>
+      </w:r>
+      <w:r>
+        <w:t>it’s possible that putting the wrong format passes incorrect data rather than throwing an exception.</w:t>
+      </w:r>
+    </w:p>
+    <w:p>
+      <w:pPr>
+        <w:pStyle w:val="ListParagraph"/>
+        <w:numPr>
+          <w:ilvl w:val="0"/>
+          <w:numId w:val="1"/>
+        </w:numPr>
+      </w:pPr>
+      <w:r>
+        <w:t xml:space="preserve">Some input prompts don’t have protection against </w:t>
+      </w:r>
+      <w:r>
+        <w:t>incorrect data types.</w:t>
+      </w:r>
+    </w:p>
+    <w:p>
+      <w:pPr>
+        <w:pStyle w:val="ListParagraph"/>
+        <w:numPr>
+          <w:ilvl w:val="1"/>
+          <w:numId w:val="2"/>
+        </w:numPr>
+        <w:rPr>
+          <w:sz w:val="32"/>
+          <w:szCs w:val="32"/>
+        </w:rPr>
+      </w:pPr>
+      <w:r>
+        <w:rPr>
+          <w:sz w:val="32"/>
+          <w:szCs w:val="32"/>
+        </w:rPr>
+        <w:t>Possible Improvements</w:t>
+      </w:r>
+    </w:p>
+    <w:p>
+      <w:pPr>
+        <w:pStyle w:val="ListParagraph"/>
+        <w:numPr>
+          <w:ilvl w:val="0"/>
+          <w:numId w:val="1"/>
+        </w:numPr>
+      </w:pPr>
+      <w:r>
+        <w:t xml:space="preserve">More </w:t>
+      </w:r>
+      <w:r>
+        <w:t>activities</w:t>
+      </w:r>
+      <w:r>
+        <w:t xml:space="preserve"> could be added, </w:t>
+      </w:r>
+      <w:r>
+        <w:t>notably more functionality to allow for the insertion, editing, and deletion of</w:t>
+      </w:r>
+      <w:r>
+        <w:t xml:space="preserve"> tuples in all tables.</w:t>
+      </w:r>
+    </w:p>
+    <w:p>
+      <w:pPr>
+        <w:pStyle w:val="ListParagraph"/>
+        <w:numPr>
+          <w:ilvl w:val="0"/>
+          <w:numId w:val="1"/>
+        </w:numPr>
+      </w:pPr>
+      <w:r>
+        <w:t>Security / Admin Authentication could be added to allow partners to have more adm</w:t>
+      </w:r>
+      <w:r>
+        <w:t>inistrative control than the associates.</w:t>
+      </w:r>
+    </w:p>
+    <w:p>
+      <w:pPr>
+        <w:pStyle w:val="ListParagraph"/>
+        <w:numPr>
+          <w:ilvl w:val="1"/>
+          <w:numId w:val="2"/>
+        </w:numPr>
+        <w:rPr>
+          <w:sz w:val="32"/>
+          <w:szCs w:val="32"/>
+        </w:rPr>
+      </w:pPr>
+      <w:r>
+        <w:rPr>
+          <w:sz w:val="32"/>
+          <w:szCs w:val="32"/>
+        </w:rPr>
+        <w:t>Notes</w:t>
+      </w:r>
+    </w:p>
+    <w:p>
+      <w:pPr>
+        <w:pStyle w:val="ListParagraph"/>
+        <w:numPr>
+          <w:ilvl w:val="0"/>
+          <w:numId w:val="1"/>
+        </w:numPr>
+      </w:pPr>
+      <w:r>
+        <w:t>Guide markdown cells are integrated into the notebooks</w:t>
+      </w:r>
+      <w:r>
+        <w:t>.</w:t>
+      </w:r>
+      <w:r>
+        <w:t xml:space="preserve"> Comment within the code also act as a secondary guide.</w:t>
+      </w:r>
+    </w:p>
+    <w:p>
+      <w:pPr>
+        <w:pStyle w:val="ListParagraph"/>
+        <w:numPr>
+          <w:ilvl w:val="0"/>
+          <w:numId w:val="1"/>
+        </w:numPr>
+      </w:pPr>
+      <w:r>
+        <w:t xml:space="preserve">Use the </w:t>
+      </w:r>
+      <w:r>
+        <w:t>initialization notebook to initialize (or wipe) the database and load the default values into it.</w:t>
+      </w:r>
+    </w:p>
+    <w:p>
+      <w:pPr>
+        <w:pStyle w:val="ListParagraph"/>
+        <w:numPr>
+          <w:ilvl w:val="0"/>
+          <w:numId w:val="1"/>
+        </w:numPr>
+      </w:pPr>
+      <w:r>
+        <w:t xml:space="preserve">Use the aptly named </w:t>
+      </w:r>
+      <w:r>
+        <w:t>“</w:t>
+      </w:r>
+      <w:r>
+        <w:t>Queries_n_Reports</w:t>
+      </w:r>
+      <w:r>
+        <w:t>”</w:t>
+      </w:r>
+      <w:r>
+        <w:t xml:space="preserve"> notebook to </w:t>
+      </w:r>
+      <w:r>
+        <w:t>run queries and reports.</w:t>
+      </w:r>
+    </w:p>
+    <w:p>
+      <w:pPr>
+        <w:pStyle w:val="ListParagraph"/>
+        <w:numPr>
+          <w:ilvl w:val="0"/>
+          <w:numId w:val="1"/>
+        </w:numPr>
+      </w:pPr>
+      <w:r>
+        <w:t xml:space="preserve">If you want to make changes to the data use the </w:t>
+      </w:r>
+      <w:r>
+        <w:t xml:space="preserve">aptlier </w:t>
+      </w:r>
+      <w:r>
+        <w:t xml:space="preserve">“activities” notebook to </w:t>
+      </w:r>
+      <w:r>
+        <w:t>run activities.</w:t>
+      </w:r>
+      <w:r>
+        <w:br w:type="page"/>
+      </w:r>
+    </w:p>
+    <w:p/>
+    <w:p>
+      <w:pPr>
+        <w:ind w:left="360"/>
+        <w:rPr>
+          <w:sz w:val="32"/>
+          <w:szCs w:val="32"/>
+        </w:rPr>
+      </w:pPr>
+      <w:r>
+        <w:rPr>
+          <w:sz w:val="32"/>
+          <w:szCs w:val="32"/>
+        </w:rPr>
+        <w:t>Appendix A – Queries and Reports</w:t>
+      </w:r>
+      <w:r>
+        <w:rPr>
+          <w:sz w:val="32"/>
+          <w:szCs w:val="32"/>
+        </w:rPr>
+        <w:t xml:space="preserve"> </w:t>
+      </w:r>
+      <w:r>
+        <w:rPr>
+          <w:sz w:val="32"/>
+          <w:szCs w:val="32"/>
+        </w:rPr>
+        <w:t xml:space="preserve">Default </w:t>
+      </w:r>
+      <w:r>
+        <w:rPr>
+          <w:sz w:val="32"/>
+          <w:szCs w:val="32"/>
+        </w:rPr>
+        <w:t>Results T</w:t>
+      </w:r>
+      <w:r>
+        <w:rPr>
+          <w:sz w:val="32"/>
+          <w:szCs w:val="32"/>
+        </w:rPr>
+        <w:t>ables</w:t>
+      </w:r>
+    </w:p>
+    <w:p>
+      <w:pPr>
+        <w:ind w:left="360"/>
+      </w:pPr>
+      <w:r>
+        <w:t>Query 1:</w:t>
+      </w:r>
+    </w:p>
+    <w:p>
+      <w:pPr>
+        <w:ind w:left="360"/>
+      </w:pPr>
+      <w:r>
+        <w:rPr>
+          <w:noProof/>
+        </w:rPr>
+        <w:drawing>
+          <wp:inline distT="0" distB="0" distL="0" distR="0" wp14:anchorId="4AC21BEA" wp14:editId="1A107019">
+            <wp:extent cx="1085079" cy="5854173"/>
+            <wp:effectExtent l="0" t="0" r="1270" b="0"/>
+            <wp:docPr id="1740082380" name="Picture 1"/>
+            <wp:cNvGraphicFramePr>
+              <a:graphicFrameLocks xmlns:a="http://schemas.openxmlformats.org/drawingml/2006/main" noChangeAspect="1"/>
+            </wp:cNvGraphicFramePr>
+            <a:graphic xmlns:a="http://schemas.openxmlformats.org/drawingml/2006/main">
+              <a:graphicData uri="http://schemas.openxmlformats.org/drawingml/2006/picture">
+                <pic:pic xmlns:pic="http://schemas.openxmlformats.org/drawingml/2006/picture">
+                  <pic:nvPicPr>
+                    <pic:cNvPr id="1740082380" name="Picture 1740082380"/>
+                    <pic:cNvPicPr/>
+                  </pic:nvPicPr>
+                  <pic:blipFill>
+                    <a:blip r:embed="rId6">
+                      <a:extLst>
+                        <a:ext uri="{28A0092B-C50C-407E-A947-70E740481C1C}">
+                          <a14:useLocalDpi xmlns:a14="http://schemas.microsoft.com/office/drawing/2010/main" val="0"/>
+                        </a:ext>
+                      </a:extLst>
+                    </a:blip>
+                    <a:stretch>
+                      <a:fillRect/>
+                    </a:stretch>
+                  </pic:blipFill>
+                  <pic:spPr>
+                    <a:xfrm>
+                      <a:off x="0" y="0"/>
+                      <a:ext cx="1091710" cy="5889949"/>
+                    </a:xfrm>
+                    <a:prstGeom prst="rect">
+                      <a:avLst/>
+                    </a:prstGeom>
+                  </pic:spPr>
+                </pic:pic>
+              </a:graphicData>
+            </a:graphic>
+          </wp:inline>
+        </w:drawing>
+      </w:r>
+    </w:p>
+    <w:p>
+      <w:r>
+        <w:br w:type="page"/>
+      </w:r>
+    </w:p>
+    <w:p>
+      <w:pPr>
+        <w:ind w:left="360"/>
+      </w:pPr>
+      <w:r>
+        <w:lastRenderedPageBreak/>
+        <w:t>Query 2:</w:t>
+      </w:r>
+    </w:p>
+    <w:p>
+      <w:pPr>
+        <w:ind w:left="360"/>
+      </w:pPr>
+      <w:r>
+        <w:rPr>
+          <w:noProof/>
+        </w:rPr>
+        <w:drawing>
+          <wp:inline distT="0" distB="0" distL="0" distR="0" wp14:anchorId="2B02DFE3" wp14:editId="3544DB84">
+            <wp:extent cx="1605643" cy="4294414"/>
+            <wp:effectExtent l="0" t="0" r="0" b="0"/>
+            <wp:docPr id="1760043731" name="Picture 2"/>
+            <wp:cNvGraphicFramePr>
+              <a:graphicFrameLocks xmlns:a="http://schemas.openxmlformats.org/drawingml/2006/main" noChangeAspect="1"/>
+            </wp:cNvGraphicFramePr>
+            <a:graphic xmlns:a="http://schemas.openxmlformats.org/drawingml/2006/main">
+              <a:graphicData uri="http://schemas.openxmlformats.org/drawingml/2006/picture">
+                <pic:pic xmlns:pic="http://schemas.openxmlformats.org/drawingml/2006/picture">
+                  <pic:nvPicPr>
+                    <pic:cNvPr id="1760043731" name="Picture 1760043731"/>
+                    <pic:cNvPicPr/>
+                  </pic:nvPicPr>
+                  <pic:blipFill>
+                    <a:blip r:embed="rId7">
+                      <a:extLst>
+                        <a:ext uri="{28A0092B-C50C-407E-A947-70E740481C1C}">
+                          <a14:useLocalDpi xmlns:a14="http://schemas.microsoft.com/office/drawing/2010/main" val="0"/>
+                        </a:ext>
+                      </a:extLst>
+                    </a:blip>
+                    <a:stretch>
+                      <a:fillRect/>
+                    </a:stretch>
+                  </pic:blipFill>
+                  <pic:spPr>
+                    <a:xfrm>
+                      <a:off x="0" y="0"/>
+                      <a:ext cx="1605643" cy="4294414"/>
+                    </a:xfrm>
+                    <a:prstGeom prst="rect">
+                      <a:avLst/>
+                    </a:prstGeom>
+                  </pic:spPr>
+                </pic:pic>
+              </a:graphicData>
+            </a:graphic>
+          </wp:inline>
+        </w:drawing>
+      </w:r>
+    </w:p>
+    <w:p>
+      <w:r>
+        <w:br w:type="page"/>
+      </w:r>
+    </w:p>
+    <w:p>
+      <w:pPr>
+        <w:ind w:left="360"/>
+      </w:pPr>
+      <w:r>
+        <w:lastRenderedPageBreak/>
+        <w:t>Query 3</w:t>
+      </w:r>
+      <w:r>
+        <w:t xml:space="preserve"> (August 2024)</w:t>
+      </w:r>
+      <w:r>
+        <w:t>:</w:t>
+      </w:r>
+    </w:p>
+    <w:p>
+      <w:pPr>
+        <w:ind w:left="360"/>
+      </w:pPr>
+      <w:r>
+        <w:rPr>
+          <w:noProof/>
+        </w:rPr>
+        <w:drawing>
+          <wp:inline distT="0" distB="0" distL="0" distR="0" wp14:anchorId="76E963C7" wp14:editId="5D805B43">
+            <wp:extent cx="5029200" cy="3722914"/>
+            <wp:effectExtent l="0" t="0" r="0" b="0"/>
+            <wp:docPr id="181650463" name="Picture 3"/>
+            <wp:cNvGraphicFramePr>
+              <a:graphicFrameLocks xmlns:a="http://schemas.openxmlformats.org/drawingml/2006/main" noChangeAspect="1"/>
+            </wp:cNvGraphicFramePr>
+            <a:graphic xmlns:a="http://schemas.openxmlformats.org/drawingml/2006/main">
+              <a:graphicData uri="http://schemas.openxmlformats.org/drawingml/2006/picture">
+                <pic:pic xmlns:pic="http://schemas.openxmlformats.org/drawingml/2006/picture">
+                  <pic:nvPicPr>
+                    <pic:cNvPr id="181650463" name="Picture 181650463"/>
+                    <pic:cNvPicPr/>
+                  </pic:nvPicPr>
+                  <pic:blipFill>
+                    <a:blip r:embed="rId8">
+                      <a:extLst>
+                        <a:ext uri="{28A0092B-C50C-407E-A947-70E740481C1C}">
+                          <a14:useLocalDpi xmlns:a14="http://schemas.microsoft.com/office/drawing/2010/main" val="0"/>
+                        </a:ext>
+                      </a:extLst>
+                    </a:blip>
+                    <a:stretch>
+                      <a:fillRect/>
+                    </a:stretch>
+                  </pic:blipFill>
+                  <pic:spPr>
+                    <a:xfrm>
+                      <a:off x="0" y="0"/>
+                      <a:ext cx="5029200" cy="3722914"/>
+                    </a:xfrm>
+                    <a:prstGeom prst="rect">
+                      <a:avLst/>
+                    </a:prstGeom>
+                  </pic:spPr>
+                </pic:pic>
+              </a:graphicData>
+            </a:graphic>
+          </wp:inline>
+        </w:drawing>
+      </w:r>
+    </w:p>
+    <w:p>
+      <w:r>
+        <w:br w:type="page"/>
+      </w:r>
+    </w:p>
+    <w:p>
+      <w:pPr>
+        <w:ind w:left="360"/>
+      </w:pPr>
+      <w:r>
+        <w:lastRenderedPageBreak/>
+        <w:t>Query 4 (June 1, 2024 – January 1, 2025):</w:t>
+      </w:r>
+    </w:p>
+    <w:p>
+      <w:pPr>
+        <w:ind w:left="360"/>
+      </w:pPr>
+      <w:r>
+        <w:rPr>
+          <w:noProof/>
+        </w:rPr>
+        <w:drawing>
+          <wp:inline distT="0" distB="0" distL="0" distR="0" wp14:anchorId="65431058" wp14:editId="4A8D70E6">
+            <wp:extent cx="4615543" cy="5219700"/>
+            <wp:effectExtent l="0" t="0" r="0" b="0"/>
+            <wp:docPr id="765948825" name="Picture 4"/>
+            <wp:cNvGraphicFramePr>
+              <a:graphicFrameLocks xmlns:a="http://schemas.openxmlformats.org/drawingml/2006/main" noChangeAspect="1"/>
+            </wp:cNvGraphicFramePr>
+            <a:graphic xmlns:a="http://schemas.openxmlformats.org/drawingml/2006/main">
+              <a:graphicData uri="http://schemas.openxmlformats.org/drawingml/2006/picture">
+                <pic:pic xmlns:pic="http://schemas.openxmlformats.org/drawingml/2006/picture">
+                  <pic:nvPicPr>
+                    <pic:cNvPr id="765948825" name="Picture 765948825"/>
+                    <pic:cNvPicPr/>
+                  </pic:nvPicPr>
+                  <pic:blipFill>
+                    <a:blip r:embed="rId9">
+                      <a:extLst>
+                        <a:ext uri="{28A0092B-C50C-407E-A947-70E740481C1C}">
+                          <a14:useLocalDpi xmlns:a14="http://schemas.microsoft.com/office/drawing/2010/main" val="0"/>
+                        </a:ext>
+                      </a:extLst>
+                    </a:blip>
+                    <a:stretch>
+                      <a:fillRect/>
+                    </a:stretch>
+                  </pic:blipFill>
+                  <pic:spPr>
+                    <a:xfrm>
+                      <a:off x="0" y="0"/>
+                      <a:ext cx="4615543" cy="5219700"/>
+                    </a:xfrm>
+                    <a:prstGeom prst="rect">
+                      <a:avLst/>
+                    </a:prstGeom>
+                  </pic:spPr>
+                </pic:pic>
+              </a:graphicData>
+            </a:graphic>
+          </wp:inline>
+        </w:drawing>
+      </w:r>
+    </w:p>
+    <w:p>
+      <w:r>
+        <w:br w:type="page"/>
+      </w:r>
+    </w:p>
+    <w:p>
+      <w:pPr>
+        <w:ind w:left="360"/>
+      </w:pPr>
+      <w:r>
+        <w:lastRenderedPageBreak/>
+        <w:t>Query 5 (January 2025):</w:t>
+      </w:r>
+    </w:p>
+    <w:p>
+      <w:pPr>
+        <w:ind w:left="360"/>
+      </w:pPr>
+      <w:r>
+        <w:rPr>
+          <w:noProof/>
+        </w:rPr>
+        <w:drawing>
+          <wp:inline distT="0" distB="0" distL="0" distR="0" wp14:anchorId="7596CB09" wp14:editId="2E005DFF">
+            <wp:extent cx="2329543" cy="1665514"/>
+            <wp:effectExtent l="0" t="0" r="0" b="0"/>
+            <wp:docPr id="1760231019" name="Picture 5"/>
+            <wp:cNvGraphicFramePr>
+              <a:graphicFrameLocks xmlns:a="http://schemas.openxmlformats.org/drawingml/2006/main" noChangeAspect="1"/>
+            </wp:cNvGraphicFramePr>
+            <a:graphic xmlns:a="http://schemas.openxmlformats.org/drawingml/2006/main">
+              <a:graphicData uri="http://schemas.openxmlformats.org/drawingml/2006/picture">
+                <pic:pic xmlns:pic="http://schemas.openxmlformats.org/drawingml/2006/picture">
+                  <pic:nvPicPr>
+                    <pic:cNvPr id="1760231019" name="Picture 1760231019"/>
+                    <pic:cNvPicPr/>
+                  </pic:nvPicPr>
+                  <pic:blipFill>
+                    <a:blip r:embed="rId10">
+                      <a:extLst>
+                        <a:ext uri="{28A0092B-C50C-407E-A947-70E740481C1C}">
+                          <a14:useLocalDpi xmlns:a14="http://schemas.microsoft.com/office/drawing/2010/main" val="0"/>
+                        </a:ext>
+                      </a:extLst>
+                    </a:blip>
+                    <a:stretch>
+                      <a:fillRect/>
+                    </a:stretch>
+                  </pic:blipFill>
+                  <pic:spPr>
+                    <a:xfrm>
+                      <a:off x="0" y="0"/>
+                      <a:ext cx="2329543" cy="1665514"/>
+                    </a:xfrm>
+                    <a:prstGeom prst="rect">
+                      <a:avLst/>
+                    </a:prstGeom>
+                  </pic:spPr>
+                </pic:pic>
+              </a:graphicData>
+            </a:graphic>
+          </wp:inline>
+        </w:drawing>
+      </w:r>
+    </w:p>
+    <w:p>
+      <w:pPr>
+        <w:ind w:left="360"/>
+      </w:pPr>
+      <w:r>
+        <w:t>Query 6</w:t>
+      </w:r>
+      <w:r>
+        <w:t xml:space="preserve"> </w:t>
+      </w:r>
+      <w:r>
+        <w:t>(</w:t>
+      </w:r>
+      <w:r>
+        <w:t>owner 2):</w:t>
+      </w:r>
+    </w:p>
+    <w:p>
+      <w:pPr>
+        <w:ind w:left="360"/>
+      </w:pPr>
+      <w:r>
+        <w:rPr>
+          <w:noProof/>
+        </w:rPr>
+        <w:drawing>
+          <wp:inline distT="0" distB="0" distL="0" distR="0" wp14:anchorId="2BABE643" wp14:editId="206D5526">
+            <wp:extent cx="1485900" cy="571500"/>
+            <wp:effectExtent l="0" t="0" r="0" b="0"/>
+            <wp:docPr id="189971302" name="Picture 7"/>
+            <wp:cNvGraphicFramePr>
+              <a:graphicFrameLocks xmlns:a="http://schemas.openxmlformats.org/drawingml/2006/main" noChangeAspect="1"/>
+            </wp:cNvGraphicFramePr>
+            <a:graphic xmlns:a="http://schemas.openxmlformats.org/drawingml/2006/main">
+              <a:graphicData uri="http://schemas.openxmlformats.org/drawingml/2006/picture">
+                <pic:pic xmlns:pic="http://schemas.openxmlformats.org/drawingml/2006/picture">
+                  <pic:nvPicPr>
+                    <pic:cNvPr id="189971302" name="Picture 189971302"/>
+                    <pic:cNvPicPr/>
+                  </pic:nvPicPr>
+                  <pic:blipFill>
+                    <a:blip r:embed="rId11">
+                      <a:extLst>
+                        <a:ext uri="{28A0092B-C50C-407E-A947-70E740481C1C}">
+                          <a14:useLocalDpi xmlns:a14="http://schemas.microsoft.com/office/drawing/2010/main" val="0"/>
+                        </a:ext>
+                      </a:extLst>
+                    </a:blip>
+                    <a:stretch>
+                      <a:fillRect/>
+                    </a:stretch>
+                  </pic:blipFill>
+                  <pic:spPr>
+                    <a:xfrm>
+                      <a:off x="0" y="0"/>
+                      <a:ext cx="1485900" cy="571500"/>
+                    </a:xfrm>
+                    <a:prstGeom prst="rect">
+                      <a:avLst/>
+                    </a:prstGeom>
+                  </pic:spPr>
+                </pic:pic>
+              </a:graphicData>
+            </a:graphic>
+          </wp:inline>
+        </w:drawing>
+      </w:r>
+    </w:p>
+    <w:p>
+      <w:pPr>
+        <w:ind w:left="360"/>
+      </w:pPr>
+      <w:r>
+        <w:t>Query 7 (owner 3):</w:t>
+      </w:r>
+    </w:p>
+    <w:p>
+      <w:pPr>
+        <w:ind w:left="360"/>
+      </w:pPr>
+      <w:r>
+        <w:rPr>
+          <w:noProof/>
+        </w:rPr>
+        <w:drawing>
+          <wp:inline distT="0" distB="0" distL="0" distR="0" wp14:anchorId="5C941F63" wp14:editId="579BB76C">
+            <wp:extent cx="1616529" cy="2264229"/>
+            <wp:effectExtent l="0" t="0" r="3175" b="3175"/>
+            <wp:docPr id="1721264006" name="Picture 6"/>
+            <wp:cNvGraphicFramePr>
+              <a:graphicFrameLocks xmlns:a="http://schemas.openxmlformats.org/drawingml/2006/main" noChangeAspect="1"/>
+            </wp:cNvGraphicFramePr>
+            <a:graphic xmlns:a="http://schemas.openxmlformats.org/drawingml/2006/main">
+              <a:graphicData uri="http://schemas.openxmlformats.org/drawingml/2006/picture">
+                <pic:pic xmlns:pic="http://schemas.openxmlformats.org/drawingml/2006/picture">
+                  <pic:nvPicPr>
+                    <pic:cNvPr id="1721264006" name="Picture 1721264006"/>
+                    <pic:cNvPicPr/>
+                  </pic:nvPicPr>
+                  <pic:blipFill>
+                    <a:blip r:embed="rId12">
+                      <a:extLst>
+                        <a:ext uri="{28A0092B-C50C-407E-A947-70E740481C1C}">
+                          <a14:useLocalDpi xmlns:a14="http://schemas.microsoft.com/office/drawing/2010/main" val="0"/>
+                        </a:ext>
+                      </a:extLst>
+                    </a:blip>
+                    <a:stretch>
+                      <a:fillRect/>
+                    </a:stretch>
+                  </pic:blipFill>
+                  <pic:spPr>
+                    <a:xfrm>
+                      <a:off x="0" y="0"/>
+                      <a:ext cx="1616529" cy="2264229"/>
+                    </a:xfrm>
+                    <a:prstGeom prst="rect">
+                      <a:avLst/>
+                    </a:prstGeom>
+                  </pic:spPr>
+                </pic:pic>
+              </a:graphicData>
+            </a:graphic>
+          </wp:inline>
+        </w:drawing>
+      </w:r>
+    </w:p>
+    <w:p>
+      <w:pPr>
+        <w:ind w:firstLine="360"/>
+      </w:pPr>
+      <w:r>
+        <w:t>Query 8:</w:t>
+      </w:r>
+    </w:p>
+    <w:p>
+      <w:pPr>
+        <w:ind w:left="360"/>
+      </w:pPr>
+      <w:r>
+        <w:rPr>
+          <w:noProof/>
+        </w:rPr>
+        <w:drawing>
+          <wp:inline distT="0" distB="0" distL="0" distR="0" wp14:anchorId="16A8AC90" wp14:editId="65F9CEEB">
+            <wp:extent cx="2602872" cy="955779"/>
+            <wp:effectExtent l="0" t="0" r="6985" b="0"/>
+            <wp:docPr id="1239673321" name="Picture 8"/>
+            <wp:cNvGraphicFramePr>
+              <a:graphicFrameLocks xmlns:a="http://schemas.openxmlformats.org/drawingml/2006/main" noChangeAspect="1"/>
+            </wp:cNvGraphicFramePr>
+            <a:graphic xmlns:a="http://schemas.openxmlformats.org/drawingml/2006/main">
+              <a:graphicData uri="http://schemas.openxmlformats.org/drawingml/2006/picture">
+                <pic:pic xmlns:pic="http://schemas.openxmlformats.org/drawingml/2006/picture">
+                  <pic:nvPicPr>
+                    <pic:cNvPr id="1239673321" name="Picture 1239673321"/>
+                    <pic:cNvPicPr/>
+                  </pic:nvPicPr>
+                  <pic:blipFill>
+                    <a:blip r:embed="rId13">
+                      <a:extLst>
+                        <a:ext uri="{28A0092B-C50C-407E-A947-70E740481C1C}">
+                          <a14:useLocalDpi xmlns:a14="http://schemas.microsoft.com/office/drawing/2010/main" val="0"/>
+                        </a:ext>
+                      </a:extLst>
+                    </a:blip>
+                    <a:stretch>
+                      <a:fillRect/>
+                    </a:stretch>
+                  </pic:blipFill>
+                  <pic:spPr>
+                    <a:xfrm>
+                      <a:off x="0" y="0"/>
+                      <a:ext cx="2609447" cy="958193"/>
+                    </a:xfrm>
+                    <a:prstGeom prst="rect">
+                      <a:avLst/>
+                    </a:prstGeom>
+                  </pic:spPr>
+                </pic:pic>
+              </a:graphicData>
+            </a:graphic>
+          </wp:inline>
+        </w:drawing>
+      </w:r>
+    </w:p>
+    <w:p>
+      <w:pPr>
+        <w:ind w:left="360"/>
+      </w:pPr>
+      <w:r>
+        <w:t>Query 9:</w:t>
+      </w:r>
+    </w:p>
+    <w:p>
+      <w:pPr>
+        <w:ind w:left="360"/>
+      </w:pPr>
+      <w:r>
+        <w:rPr>
+          <w:noProof/>
+        </w:rPr>
+        <w:drawing>
+          <wp:inline distT="0" distB="0" distL="0" distR="0" wp14:anchorId="54B82B09" wp14:editId="200CA0D7">
+            <wp:extent cx="1638300" cy="560614"/>
+            <wp:effectExtent l="0" t="0" r="0" b="0"/>
+            <wp:docPr id="324095559" name="Picture 9"/>
+            <wp:cNvGraphicFramePr>
+              <a:graphicFrameLocks xmlns:a="http://schemas.openxmlformats.org/drawingml/2006/main" noChangeAspect="1"/>
+            </wp:cNvGraphicFramePr>
+            <a:graphic xmlns:a="http://schemas.openxmlformats.org/drawingml/2006/main">
+              <a:graphicData uri="http://schemas.openxmlformats.org/drawingml/2006/picture">
+                <pic:pic xmlns:pic="http://schemas.openxmlformats.org/drawingml/2006/picture">
+                  <pic:nvPicPr>
+                    <pic:cNvPr id="324095559" name="Picture 324095559"/>
+                    <pic:cNvPicPr/>
+                  </pic:nvPicPr>
+                  <pic:blipFill>
+                    <a:blip r:embed="rId14">
+                      <a:extLst>
+                        <a:ext uri="{28A0092B-C50C-407E-A947-70E740481C1C}">
+                          <a14:useLocalDpi xmlns:a14="http://schemas.microsoft.com/office/drawing/2010/main" val="0"/>
+                        </a:ext>
+                      </a:extLst>
+                    </a:blip>
+                    <a:stretch>
+                      <a:fillRect/>
+                    </a:stretch>
+                  </pic:blipFill>
+                  <pic:spPr>
+                    <a:xfrm>
+                      <a:off x="0" y="0"/>
+                      <a:ext cx="1638300" cy="560614"/>
+                    </a:xfrm>
+                    <a:prstGeom prst="rect">
+                      <a:avLst/>
+                    </a:prstGeom>
+                  </pic:spPr>
+                </pic:pic>
+              </a:graphicData>
+            </a:graphic>
+          </wp:inline>
+        </w:drawing>
       </w:r>
     </w:p>
     <w:sectPr>
